--- a/public/assets/template/docx/surat_pengantar_isbat_n3_473.docx
+++ b/public/assets/template/docx/surat_pengantar_isbat_n3_473.docx
@@ -78,7 +78,7 @@
         <w:pStyle w:val="BodyText"/>
       </w:pPr>
       <w:r>
-        <w:t xml:space="preserve">Perihal : Permohonan Pencatatan Isbat $NAMA_DES, $TGL_SURAT</w:t>
+        <w:t xml:space="preserve">Perihal : Permohonan Pencatatan Isbat ${NAMA_DES}, ${TGL_SURAT}</w:t>
       </w:r>
     </w:p>
     <w:p>
@@ -94,7 +94,7 @@
         <w:pStyle w:val="BodyText"/>
       </w:pPr>
       <w:r>
-        <w:t xml:space="preserve">Kepala KUA Kecamatan / Kapanewon $NAMA_KEC</w:t>
+        <w:t xml:space="preserve">Kepala KUA Kecamatan / Kapanewon ${NAMA_KEC}</w:t>
       </w:r>
     </w:p>
     <w:p>
@@ -118,31 +118,31 @@
         <w:pStyle w:val="BodyText"/>
       </w:pPr>
       <w:r>
-        <w:t xml:space="preserve">Suami: : $NAMA</w:t>
-      </w:r>
-    </w:p>
-    <w:p>
-      <w:pPr>
-        <w:pStyle w:val="BodyText"/>
-      </w:pPr>
-      <w:r>
-        <w:t xml:space="preserve">Istri : $AYAH_NAMA</w:t>
-      </w:r>
-    </w:p>
-    <w:p>
-      <w:pPr>
-        <w:pStyle w:val="BodyText"/>
-      </w:pPr>
-      <w:r>
-        <w:t xml:space="preserve">Tanggal penetapan : $TGL_LAHIR_CALON</w:t>
-      </w:r>
-    </w:p>
-    <w:p>
-      <w:pPr>
-        <w:pStyle w:val="BodyText"/>
-      </w:pPr>
-      <w:r>
-        <w:t xml:space="preserve">Pengadilan Agama : $SEKOLAH</w:t>
+        <w:t xml:space="preserve">Suami: : ${NAMA}</w:t>
+      </w:r>
+    </w:p>
+    <w:p>
+      <w:pPr>
+        <w:pStyle w:val="BodyText"/>
+      </w:pPr>
+      <w:r>
+        <w:t xml:space="preserve">Istri : ${AYAH_NAMA}</w:t>
+      </w:r>
+    </w:p>
+    <w:p>
+      <w:pPr>
+        <w:pStyle w:val="BodyText"/>
+      </w:pPr>
+      <w:r>
+        <w:t xml:space="preserve">Tanggal penetapan : ${TGL_LAHIR_CALON}</w:t>
+      </w:r>
+    </w:p>
+    <w:p>
+      <w:pPr>
+        <w:pStyle w:val="BodyText"/>
+      </w:pPr>
+      <w:r>
+        <w:t xml:space="preserve">Pengadilan Agama : ${SEKOLAH}</w:t>
       </w:r>
     </w:p>
     <w:p>
